--- a/src/templates/don-xin-thoi-hoc.docx
+++ b/src/templates/don-xin-thoi-hoc.docx
@@ -342,48 +342,48 @@
         <w:textAlignment w:val="auto"/>
         <w:rPr>
           <w:rFonts w:hint="default"/>
+          <w:lang w:val="en-US"/>
+        </w:rPr>
+      </w:pPr>
+      <w:r>
+        <w:rPr>
+          <w:b/>
+        </w:rPr>
+        <w:t xml:space="preserve">Kính gửi: </w:t>
+      </w:r>
+      <w:r>
+        <w:t>Ban Giám hiệu Trường Đại học Kỹ thuật - Công nghệ Cần Thơ</w:t>
+      </w:r>
+      <w:r>
+        <w:rPr>
+          <w:spacing w:val="80"/>
+        </w:rPr>
+        <w:t xml:space="preserve"> </w:t>
+      </w:r>
+      <w:r>
+        <w:t>Tôi</w:t>
+      </w:r>
+      <w:r>
+        <w:rPr>
+          <w:spacing w:val="-12"/>
+        </w:rPr>
+        <w:t xml:space="preserve"> </w:t>
+      </w:r>
+      <w:r>
+        <w:t>tên:</w:t>
+      </w:r>
+      <w:r>
+        <w:rPr>
+          <w:rFonts w:hint="default"/>
           <w:lang w:val="vi-VN"/>
         </w:rPr>
-      </w:pPr>
-      <w:r>
-        <w:rPr>
-          <w:b/>
-        </w:rPr>
-        <w:t xml:space="preserve">Kính gửi: </w:t>
-      </w:r>
-      <w:r>
-        <w:t>Ban Giám hiệu Trường Đại học Kỹ thuật - Công nghệ Cần Thơ</w:t>
-      </w:r>
-      <w:r>
-        <w:rPr>
-          <w:spacing w:val="80"/>
-        </w:rPr>
-        <w:t xml:space="preserve"> </w:t>
-      </w:r>
-      <w:r>
-        <w:t>Tôi</w:t>
-      </w:r>
-      <w:r>
-        <w:rPr>
-          <w:spacing w:val="-12"/>
-        </w:rPr>
-        <w:t xml:space="preserve"> </w:t>
-      </w:r>
-      <w:r>
-        <w:t>tên:</w:t>
+        <w:t xml:space="preserve"> {HO_TEN}</w:t>
       </w:r>
       <w:r>
         <w:rPr>
           <w:rFonts w:hint="default"/>
           <w:lang w:val="vi-VN"/>
         </w:rPr>
-        <w:t xml:space="preserve"> {HO_TEN}</w:t>
-      </w:r>
-      <w:r>
-        <w:rPr>
-          <w:rFonts w:hint="default"/>
-          <w:lang w:val="vi-VN"/>
-        </w:rPr>
         <w:tab/>
       </w:r>
       <w:r>
@@ -426,36 +426,14 @@
         <w:t xml:space="preserve"> </w:t>
       </w:r>
       <w:r>
-        <w:t>viên:</w:t>
-      </w:r>
-      <w:r>
-        <w:rPr>
-          <w:spacing w:val="-13"/>
-        </w:rPr>
-        <w:t xml:space="preserve"> </w:t>
-      </w:r>
-      <w:r>
-        <w:rPr>
-          <w:rFonts w:hint="default"/>
-          <w:spacing w:val="-13"/>
-          <w:lang w:val="vi-VN"/>
-        </w:rPr>
-        <w:t>{</w:t>
-      </w:r>
-      <w:r>
-        <w:rPr>
-          <w:rFonts w:hint="default"/>
-          <w:spacing w:val="-2"/>
-        </w:rPr>
-        <w:t>MSSV</w:t>
-      </w:r>
-      <w:r>
-        <w:rPr>
-          <w:rFonts w:hint="default"/>
-          <w:spacing w:val="-13"/>
-          <w:lang w:val="vi-VN"/>
-        </w:rPr>
-        <w:t>}</w:t>
+        <w:t>viên</w:t>
+      </w:r>
+      <w:r>
+        <w:rPr>
+          <w:rFonts w:hint="default"/>
+          <w:lang w:val="en-US"/>
+        </w:rPr>
+        <w:t>: {MSSV}</w:t>
       </w:r>
     </w:p>
     <w:p>
@@ -616,6 +594,109 @@
           <w:lang w:val="vi-VN"/>
         </w:rPr>
         <w:t>}</w:t>
+      </w:r>
+    </w:p>
+    <w:p>
+      <w:pPr>
+        <w:pStyle w:val="4"/>
+        <w:keepNext w:val="0"/>
+        <w:keepLines w:val="0"/>
+        <w:pageBreakBefore w:val="0"/>
+        <w:widowControl w:val="0"/>
+        <w:tabs>
+          <w:tab w:val="left" w:pos="5499"/>
+        </w:tabs>
+        <w:kinsoku/>
+        <w:wordWrap/>
+        <w:overflowPunct/>
+        <w:topLinePunct w:val="0"/>
+        <w:autoSpaceDE w:val="0"/>
+        <w:autoSpaceDN w:val="0"/>
+        <w:bidi w:val="0"/>
+        <w:adjustRightInd/>
+        <w:snapToGrid/>
+        <w:spacing w:before="150"/>
+        <w:ind w:left="418"/>
+        <w:textAlignment w:val="auto"/>
+        <w:rPr>
+          <w:rFonts w:hint="default"/>
+          <w:lang w:val="en-US"/>
+        </w:rPr>
+      </w:pPr>
+      <w:r>
+        <w:t>Là</w:t>
+      </w:r>
+      <w:r>
+        <w:rPr>
+          <w:spacing w:val="-19"/>
+        </w:rPr>
+        <w:t xml:space="preserve"> </w:t>
+      </w:r>
+      <w:r>
+        <w:t>sinh</w:t>
+      </w:r>
+      <w:r>
+        <w:rPr>
+          <w:spacing w:val="-15"/>
+        </w:rPr>
+        <w:t xml:space="preserve"> </w:t>
+      </w:r>
+      <w:r>
+        <w:t>viên</w:t>
+      </w:r>
+      <w:r>
+        <w:rPr>
+          <w:spacing w:val="-9"/>
+        </w:rPr>
+        <w:t xml:space="preserve"> </w:t>
+      </w:r>
+      <w:r>
+        <w:t>lớp:</w:t>
+      </w:r>
+      <w:r>
+        <w:rPr>
+          <w:rFonts w:hint="default"/>
+          <w:lang w:val="vi-VN"/>
+        </w:rPr>
+        <w:t xml:space="preserve"> </w:t>
+      </w:r>
+      <w:r>
+        <w:rPr>
+          <w:rFonts w:hint="default"/>
+          <w:lang w:val="en-US"/>
+        </w:rPr>
+        <w:t>{LOP}</w:t>
+      </w:r>
+      <w:r>
+        <w:rPr>
+          <w:rFonts w:hint="default"/>
+          <w:lang w:val="vi-VN"/>
+        </w:rPr>
+        <w:tab/>
+      </w:r>
+      <w:bookmarkStart w:id="0" w:name="_GoBack"/>
+      <w:bookmarkEnd w:id="0"/>
+      <w:r>
+        <w:rPr>
+          <w:spacing w:val="-31"/>
+        </w:rPr>
+        <w:t xml:space="preserve"> </w:t>
+      </w:r>
+      <w:r>
+        <w:rPr>
+          <w:spacing w:val="14"/>
+        </w:rPr>
+        <w:t xml:space="preserve"> </w:t>
+      </w:r>
+      <w:r>
+        <w:t>Khóa</w:t>
+      </w:r>
+      <w:r>
+        <w:rPr>
+          <w:rFonts w:hint="default"/>
+          <w:lang w:val="en-US"/>
+        </w:rPr>
+        <w:t>: {KHOA}</w:t>
       </w:r>
     </w:p>
     <w:p>
@@ -642,110 +723,6 @@
         <w:textAlignment w:val="auto"/>
       </w:pPr>
       <w:r>
-        <w:t>Là</w:t>
-      </w:r>
-      <w:r>
-        <w:rPr>
-          <w:spacing w:val="-19"/>
-        </w:rPr>
-        <w:t xml:space="preserve"> </w:t>
-      </w:r>
-      <w:r>
-        <w:t>sinh</w:t>
-      </w:r>
-      <w:r>
-        <w:rPr>
-          <w:spacing w:val="-15"/>
-        </w:rPr>
-        <w:t xml:space="preserve"> </w:t>
-      </w:r>
-      <w:r>
-        <w:t>viên</w:t>
-      </w:r>
-      <w:r>
-        <w:rPr>
-          <w:spacing w:val="-9"/>
-        </w:rPr>
-        <w:t xml:space="preserve"> </w:t>
-      </w:r>
-      <w:r>
-        <w:t>lớp:</w:t>
-      </w:r>
-      <w:r>
-        <w:rPr>
-          <w:rFonts w:hint="default"/>
-          <w:lang w:val="vi-VN"/>
-        </w:rPr>
-        <w:t xml:space="preserve"> </w:t>
-      </w:r>
-      <w:r>
-        <w:rPr>
-          <w:rFonts w:hint="default"/>
-          <w:lang w:val="en-US"/>
-        </w:rPr>
-        <w:t>{LOP}</w:t>
-      </w:r>
-      <w:r>
-        <w:rPr>
-          <w:rFonts w:hint="default"/>
-          <w:lang w:val="vi-VN"/>
-        </w:rPr>
-        <w:tab/>
-      </w:r>
-      <w:r>
-        <w:rPr>
-          <w:spacing w:val="-31"/>
-        </w:rPr>
-        <w:t xml:space="preserve"> </w:t>
-      </w:r>
-      <w:r>
-        <w:rPr>
-          <w:spacing w:val="14"/>
-        </w:rPr>
-        <w:t xml:space="preserve"> </w:t>
-      </w:r>
-      <w:r>
-        <w:t>Khóa:</w:t>
-      </w:r>
-      <w:r>
-        <w:rPr>
-          <w:spacing w:val="-17"/>
-        </w:rPr>
-        <w:t xml:space="preserve"> </w:t>
-      </w:r>
-      <w:r>
-        <w:rPr>
-          <w:rFonts w:hint="default"/>
-          <w:spacing w:val="-17"/>
-          <w:lang w:val="en-US"/>
-        </w:rPr>
-        <w:t>{KHOA}</w:t>
-      </w:r>
-    </w:p>
-    <w:p>
-      <w:pPr>
-        <w:pStyle w:val="4"/>
-        <w:keepNext w:val="0"/>
-        <w:keepLines w:val="0"/>
-        <w:pageBreakBefore w:val="0"/>
-        <w:widowControl w:val="0"/>
-        <w:tabs>
-          <w:tab w:val="left" w:pos="5499"/>
-        </w:tabs>
-        <w:kinsoku/>
-        <w:wordWrap/>
-        <w:overflowPunct/>
-        <w:topLinePunct w:val="0"/>
-        <w:autoSpaceDE w:val="0"/>
-        <w:autoSpaceDN w:val="0"/>
-        <w:bidi w:val="0"/>
-        <w:adjustRightInd/>
-        <w:snapToGrid/>
-        <w:spacing w:before="150"/>
-        <w:ind w:left="418"/>
-        <w:textAlignment w:val="auto"/>
-      </w:pPr>
-      <w:r>
         <w:t>Ngày</w:t>
       </w:r>
       <w:r>
@@ -1139,8 +1116,6 @@
         </w:rPr>
         <w:t>{LY_DO}</w:t>
       </w:r>
-      <w:bookmarkStart w:id="0" w:name="_GoBack"/>
-      <w:bookmarkEnd w:id="0"/>
     </w:p>
     <w:p>
       <w:pPr>

--- a/src/templates/don-xin-thoi-hoc.docx
+++ b/src/templates/don-xin-thoi-hoc.docx
@@ -674,20 +674,22 @@
         </w:rPr>
         <w:tab/>
       </w:r>
+      <w:r>
+        <w:rPr>
+          <w:spacing w:val="-31"/>
+        </w:rPr>
+        <w:t xml:space="preserve"> </w:t>
+      </w:r>
+      <w:r>
+        <w:rPr>
+          <w:rFonts w:hint="default"/>
+          <w:spacing w:val="-31"/>
+          <w:lang w:val="vi-VN"/>
+        </w:rPr>
+        <w:t xml:space="preserve"> </w:t>
+      </w:r>
       <w:bookmarkStart w:id="0" w:name="_GoBack"/>
       <w:bookmarkEnd w:id="0"/>
-      <w:r>
-        <w:rPr>
-          <w:spacing w:val="-31"/>
-        </w:rPr>
-        <w:t xml:space="preserve"> </w:t>
-      </w:r>
-      <w:r>
-        <w:rPr>
-          <w:spacing w:val="14"/>
-        </w:rPr>
-        <w:t xml:space="preserve"> </w:t>
-      </w:r>
       <w:r>
         <w:t>Khóa</w:t>
       </w:r>

--- a/src/templates/don-xin-thoi-hoc.docx
+++ b/src/templates/don-xin-thoi-hoc.docx
@@ -688,8 +688,6 @@
         </w:rPr>
         <w:t xml:space="preserve"> </w:t>
       </w:r>
-      <w:bookmarkStart w:id="0" w:name="_GoBack"/>
-      <w:bookmarkEnd w:id="0"/>
       <w:r>
         <w:t>Khóa</w:t>
       </w:r>
@@ -1596,6 +1594,7 @@
               <w:jc w:val="center"/>
               <w:rPr>
                 <w:b/>
+                <w:spacing w:val="-5"/>
                 <w:sz w:val="26"/>
               </w:rPr>
             </w:pPr>
@@ -1637,6 +1636,83 @@
               </w:rPr>
               <w:t>đơn</w:t>
             </w:r>
+          </w:p>
+          <w:p>
+            <w:pPr>
+              <w:pStyle w:val="8"/>
+              <w:ind w:left="539" w:right="39"/>
+              <w:jc w:val="center"/>
+              <w:rPr>
+                <w:b/>
+                <w:spacing w:val="-5"/>
+                <w:sz w:val="26"/>
+              </w:rPr>
+            </w:pPr>
+          </w:p>
+          <w:p>
+            <w:pPr>
+              <w:pStyle w:val="8"/>
+              <w:ind w:left="539" w:right="39"/>
+              <w:jc w:val="center"/>
+              <w:rPr>
+                <w:rFonts w:hint="default"/>
+                <w:b/>
+                <w:spacing w:val="-5"/>
+                <w:sz w:val="26"/>
+                <w:lang w:val="vi-VN"/>
+              </w:rPr>
+            </w:pPr>
+            <w:r>
+              <w:rPr>
+                <w:rFonts w:hint="default"/>
+                <w:b/>
+                <w:spacing w:val="-5"/>
+                <w:sz w:val="26"/>
+                <w:lang w:val="vi-VN"/>
+              </w:rPr>
+              <w:t>{%ANH_THE}</w:t>
+            </w:r>
+          </w:p>
+          <w:p>
+            <w:pPr>
+              <w:pStyle w:val="8"/>
+              <w:ind w:left="539" w:right="39"/>
+              <w:jc w:val="center"/>
+              <w:rPr>
+                <w:rFonts w:hint="default"/>
+                <w:b/>
+                <w:spacing w:val="-5"/>
+                <w:sz w:val="26"/>
+                <w:lang w:val="vi-VN"/>
+              </w:rPr>
+            </w:pPr>
+          </w:p>
+          <w:p>
+            <w:pPr>
+              <w:pStyle w:val="8"/>
+              <w:ind w:left="539" w:right="39"/>
+              <w:jc w:val="center"/>
+              <w:rPr>
+                <w:rFonts w:hint="default"/>
+                <w:b/>
+                <w:spacing w:val="-5"/>
+                <w:sz w:val="26"/>
+                <w:lang w:val="vi-VN"/>
+              </w:rPr>
+            </w:pPr>
+            <w:r>
+              <w:rPr>
+                <w:rFonts w:hint="default"/>
+                <w:b w:val="0"/>
+                <w:bCs/>
+                <w:spacing w:val="-5"/>
+                <w:sz w:val="26"/>
+                <w:lang w:val="vi-VN"/>
+              </w:rPr>
+              <w:t>{HO_TEN}</w:t>
+            </w:r>
+            <w:bookmarkStart w:id="0" w:name="_GoBack"/>
+            <w:bookmarkEnd w:id="0"/>
           </w:p>
         </w:tc>
       </w:tr>
